--- a/india-ageing-atlas/prism_lasi_2026/national_ref_equations_2026/LASI_RefEq_Supplementary_Material.docx
+++ b/india-ageing-atlas/prism_lasi_2026/national_ref_equations_2026/LASI_RefEq_Supplementary_Material.docx
@@ -2,7 +2,7 @@
 <file path=word/document.xml><?xml version="1.0" encoding="utf-8"?>
 <w:document xmlns:w="http://schemas.openxmlformats.org/wordprocessingml/2006/main" xmlns:m="http://schemas.openxmlformats.org/officeDocument/2006/math" xmlns:r="http://schemas.openxmlformats.org/officeDocument/2006/relationships" xmlns:o="urn:schemas-microsoft-com:office:office" xmlns:v="urn:schemas-microsoft-com:vml" xmlns:w10="urn:schemas-microsoft-com:office:word" xmlns:a="http://schemas.openxmlformats.org/drawingml/2006/main" xmlns:pic="http://schemas.openxmlformats.org/drawingml/2006/picture" xmlns:wp="http://schemas.openxmlformats.org/drawingml/2006/wordprocessingDrawing">
   <w:body>
-    <w:bookmarkStart w:id="14" w:name="supplementary-material"/>
+    <w:bookmarkStart w:id="15" w:name="supplementary-material"/>
     <w:p>
       <w:pPr>
         <w:pStyle w:val="Heading1"/>
@@ -2636,13 +2636,13 @@
       </w:r>
     </w:p>
     <w:bookmarkEnd w:id="11"/>
-    <w:bookmarkStart w:id="12" w:name="Xaae636a83fb7f0961b54901a3256aad403c87c6"/>
+    <w:bookmarkStart w:id="12" w:name="Xb2370ca305b56d5ff06f0ccbcde593c2423ab87"/>
     <w:p>
       <w:pPr>
         <w:pStyle w:val="Heading2"/>
       </w:pPr>
       <w:r>
-        <w:t xml:space="preserve">Supplementary Table S3. Full lookup table — predicted median and LLN (litres) by age and height (GAMLSS reference)</w:t>
+        <w:t xml:space="preserve">Supplementary Table S3. Lookup table — predicted median and LLN (litres) by age and height (GAMLSS reference)</w:t>
       </w:r>
     </w:p>
     <w:tbl>
@@ -5913,7 +5913,441 @@
       </w:r>
     </w:p>
     <w:bookmarkEnd w:id="12"/>
-    <w:bookmarkStart w:id="13" w:name="supplementary-note-method-and-validation"/>
+    <w:bookmarkStart w:id="13" w:name="X0febaaf48702245435ff6104f39f7813418a457"/>
+    <w:p>
+      <w:pPr>
+        <w:pStyle w:val="Heading2"/>
+      </w:pPr>
+      <w:r>
+        <w:t xml:space="preserve">Supplementary Table S4. Internal validation: held-out z-scores (overall)</w:t>
+      </w:r>
+    </w:p>
+    <w:tbl>
+      <w:tblPr>
+        <w:tblStyle w:val="Table"/>
+        <w:tblW w:type="auto" w:w="0"/>
+        <w:tblLook w:firstRow="1" w:lastRow="0" w:firstColumn="0" w:lastColumn="0" w:noHBand="0" w:noVBand="0" w:val="0020"/>
+      </w:tblPr>
+      <w:tblGrid>
+        <w:gridCol w:w="1584"/>
+        <w:gridCol w:w="1584"/>
+        <w:gridCol w:w="1584"/>
+        <w:gridCol w:w="1584"/>
+        <w:gridCol w:w="1584"/>
+      </w:tblGrid>
+      <w:tr>
+        <w:trPr>
+          <w:tblHeader w:val="on"/>
+        </w:trPr>
+        <w:tc>
+          <w:tcPr/>
+          <w:p>
+            <w:pPr>
+              <w:pStyle w:val="Compact"/>
+            </w:pPr>
+            <w:r>
+              <w:t xml:space="preserve">Sex</w:t>
+            </w:r>
+          </w:p>
+        </w:tc>
+        <w:tc>
+          <w:tcPr/>
+          <w:p>
+            <w:pPr>
+              <w:pStyle w:val="Compact"/>
+            </w:pPr>
+            <w:r>
+              <w:t xml:space="preserve">Parameter</w:t>
+            </w:r>
+          </w:p>
+        </w:tc>
+        <w:tc>
+          <w:tcPr/>
+          <w:p>
+            <w:pPr>
+              <w:pStyle w:val="Compact"/>
+            </w:pPr>
+            <w:r>
+              <w:t xml:space="preserve">n</w:t>
+            </w:r>
+          </w:p>
+        </w:tc>
+        <w:tc>
+          <w:tcPr/>
+          <w:p>
+            <w:pPr>
+              <w:pStyle w:val="Compact"/>
+            </w:pPr>
+            <w:r>
+              <w:t xml:space="preserve">Mean z</w:t>
+            </w:r>
+          </w:p>
+        </w:tc>
+        <w:tc>
+          <w:tcPr/>
+          <w:p>
+            <w:pPr>
+              <w:pStyle w:val="Compact"/>
+            </w:pPr>
+            <w:r>
+              <w:t xml:space="preserve">SD z</w:t>
+            </w:r>
+          </w:p>
+        </w:tc>
+      </w:tr>
+      <w:tr>
+        <w:tc>
+          <w:tcPr/>
+          <w:p>
+            <w:pPr>
+              <w:pStyle w:val="Compact"/>
+            </w:pPr>
+            <w:r>
+              <w:t xml:space="preserve">Men</w:t>
+            </w:r>
+          </w:p>
+        </w:tc>
+        <w:tc>
+          <w:tcPr/>
+          <w:p>
+            <w:pPr>
+              <w:pStyle w:val="Compact"/>
+            </w:pPr>
+            <w:r>
+              <w:t xml:space="preserve">FVC</w:t>
+            </w:r>
+          </w:p>
+        </w:tc>
+        <w:tc>
+          <w:tcPr/>
+          <w:p>
+            <w:pPr>
+              <w:pStyle w:val="Compact"/>
+            </w:pPr>
+            <w:r>
+              <w:t xml:space="preserve">2,049</w:t>
+            </w:r>
+          </w:p>
+        </w:tc>
+        <w:tc>
+          <w:tcPr/>
+          <w:p>
+            <w:pPr>
+              <w:pStyle w:val="Compact"/>
+            </w:pPr>
+            <w:r>
+              <w:t xml:space="preserve">−0.05</w:t>
+            </w:r>
+          </w:p>
+        </w:tc>
+        <w:tc>
+          <w:tcPr/>
+          <w:p>
+            <w:pPr>
+              <w:pStyle w:val="Compact"/>
+            </w:pPr>
+            <w:r>
+              <w:t xml:space="preserve">1.01</w:t>
+            </w:r>
+          </w:p>
+        </w:tc>
+      </w:tr>
+      <w:tr>
+        <w:tc>
+          <w:tcPr/>
+          <w:p>
+            <w:pPr>
+              <w:pStyle w:val="Compact"/>
+            </w:pPr>
+            <w:r>
+              <w:t xml:space="preserve">Women</w:t>
+            </w:r>
+          </w:p>
+        </w:tc>
+        <w:tc>
+          <w:tcPr/>
+          <w:p>
+            <w:pPr>
+              <w:pStyle w:val="Compact"/>
+            </w:pPr>
+            <w:r>
+              <w:t xml:space="preserve">FVC</w:t>
+            </w:r>
+          </w:p>
+        </w:tc>
+        <w:tc>
+          <w:tcPr/>
+          <w:p>
+            <w:pPr>
+              <w:pStyle w:val="Compact"/>
+            </w:pPr>
+            <w:r>
+              <w:t xml:space="preserve">2,812</w:t>
+            </w:r>
+          </w:p>
+        </w:tc>
+        <w:tc>
+          <w:tcPr/>
+          <w:p>
+            <w:pPr>
+              <w:pStyle w:val="Compact"/>
+            </w:pPr>
+            <w:r>
+              <w:t xml:space="preserve">−0.03</w:t>
+            </w:r>
+          </w:p>
+        </w:tc>
+        <w:tc>
+          <w:tcPr/>
+          <w:p>
+            <w:pPr>
+              <w:pStyle w:val="Compact"/>
+            </w:pPr>
+            <w:r>
+              <w:t xml:space="preserve">1.00</w:t>
+            </w:r>
+          </w:p>
+        </w:tc>
+      </w:tr>
+      <w:tr>
+        <w:tc>
+          <w:tcPr/>
+          <w:p>
+            <w:pPr>
+              <w:pStyle w:val="Compact"/>
+            </w:pPr>
+            <w:r>
+              <w:t xml:space="preserve">Men</w:t>
+            </w:r>
+          </w:p>
+        </w:tc>
+        <w:tc>
+          <w:tcPr/>
+          <w:p>
+            <w:pPr>
+              <w:pStyle w:val="Compact"/>
+            </w:pPr>
+            <w:r>
+              <w:t xml:space="preserve">FEV1</w:t>
+            </w:r>
+          </w:p>
+        </w:tc>
+        <w:tc>
+          <w:tcPr/>
+          <w:p>
+            <w:pPr>
+              <w:pStyle w:val="Compact"/>
+            </w:pPr>
+            <w:r>
+              <w:t xml:space="preserve">2,049</w:t>
+            </w:r>
+          </w:p>
+        </w:tc>
+        <w:tc>
+          <w:tcPr/>
+          <w:p>
+            <w:pPr>
+              <w:pStyle w:val="Compact"/>
+            </w:pPr>
+            <w:r>
+              <w:t xml:space="preserve">−0.03</w:t>
+            </w:r>
+          </w:p>
+        </w:tc>
+        <w:tc>
+          <w:tcPr/>
+          <w:p>
+            <w:pPr>
+              <w:pStyle w:val="Compact"/>
+            </w:pPr>
+            <w:r>
+              <w:t xml:space="preserve">1.01</w:t>
+            </w:r>
+          </w:p>
+        </w:tc>
+      </w:tr>
+      <w:tr>
+        <w:tc>
+          <w:tcPr/>
+          <w:p>
+            <w:pPr>
+              <w:pStyle w:val="Compact"/>
+            </w:pPr>
+            <w:r>
+              <w:t xml:space="preserve">Women</w:t>
+            </w:r>
+          </w:p>
+        </w:tc>
+        <w:tc>
+          <w:tcPr/>
+          <w:p>
+            <w:pPr>
+              <w:pStyle w:val="Compact"/>
+            </w:pPr>
+            <w:r>
+              <w:t xml:space="preserve">FEV1</w:t>
+            </w:r>
+          </w:p>
+        </w:tc>
+        <w:tc>
+          <w:tcPr/>
+          <w:p>
+            <w:pPr>
+              <w:pStyle w:val="Compact"/>
+            </w:pPr>
+            <w:r>
+              <w:t xml:space="preserve">2,812</w:t>
+            </w:r>
+          </w:p>
+        </w:tc>
+        <w:tc>
+          <w:tcPr/>
+          <w:p>
+            <w:pPr>
+              <w:pStyle w:val="Compact"/>
+            </w:pPr>
+            <w:r>
+              <w:t xml:space="preserve">−0.02</w:t>
+            </w:r>
+          </w:p>
+        </w:tc>
+        <w:tc>
+          <w:tcPr/>
+          <w:p>
+            <w:pPr>
+              <w:pStyle w:val="Compact"/>
+            </w:pPr>
+            <w:r>
+              <w:t xml:space="preserve">0.98</w:t>
+            </w:r>
+          </w:p>
+        </w:tc>
+      </w:tr>
+      <w:tr>
+        <w:tc>
+          <w:tcPr/>
+          <w:p>
+            <w:pPr>
+              <w:pStyle w:val="Compact"/>
+            </w:pPr>
+            <w:r>
+              <w:t xml:space="preserve">Men</w:t>
+            </w:r>
+          </w:p>
+        </w:tc>
+        <w:tc>
+          <w:tcPr/>
+          <w:p>
+            <w:pPr>
+              <w:pStyle w:val="Compact"/>
+            </w:pPr>
+            <w:r>
+              <w:t xml:space="preserve">FEV1/FVC</w:t>
+            </w:r>
+          </w:p>
+        </w:tc>
+        <w:tc>
+          <w:tcPr/>
+          <w:p>
+            <w:pPr>
+              <w:pStyle w:val="Compact"/>
+            </w:pPr>
+            <w:r>
+              <w:t xml:space="preserve">2,049</w:t>
+            </w:r>
+          </w:p>
+        </w:tc>
+        <w:tc>
+          <w:tcPr/>
+          <w:p>
+            <w:pPr>
+              <w:pStyle w:val="Compact"/>
+            </w:pPr>
+            <w:r>
+              <w:t xml:space="preserve">0.03</w:t>
+            </w:r>
+          </w:p>
+        </w:tc>
+        <w:tc>
+          <w:tcPr/>
+          <w:p>
+            <w:pPr>
+              <w:pStyle w:val="Compact"/>
+            </w:pPr>
+            <w:r>
+              <w:t xml:space="preserve">1.00</w:t>
+            </w:r>
+          </w:p>
+        </w:tc>
+      </w:tr>
+      <w:tr>
+        <w:tc>
+          <w:tcPr/>
+          <w:p>
+            <w:pPr>
+              <w:pStyle w:val="Compact"/>
+            </w:pPr>
+            <w:r>
+              <w:t xml:space="preserve">Women</w:t>
+            </w:r>
+          </w:p>
+        </w:tc>
+        <w:tc>
+          <w:tcPr/>
+          <w:p>
+            <w:pPr>
+              <w:pStyle w:val="Compact"/>
+            </w:pPr>
+            <w:r>
+              <w:t xml:space="preserve">FEV1/FVC</w:t>
+            </w:r>
+          </w:p>
+        </w:tc>
+        <w:tc>
+          <w:tcPr/>
+          <w:p>
+            <w:pPr>
+              <w:pStyle w:val="Compact"/>
+            </w:pPr>
+            <w:r>
+              <w:t xml:space="preserve">2,812</w:t>
+            </w:r>
+          </w:p>
+        </w:tc>
+        <w:tc>
+          <w:tcPr/>
+          <w:p>
+            <w:pPr>
+              <w:pStyle w:val="Compact"/>
+            </w:pPr>
+            <w:r>
+              <w:t xml:space="preserve">0.01</w:t>
+            </w:r>
+          </w:p>
+        </w:tc>
+        <w:tc>
+          <w:tcPr/>
+          <w:p>
+            <w:pPr>
+              <w:pStyle w:val="Compact"/>
+            </w:pPr>
+            <w:r>
+              <w:t xml:space="preserve">0.98</w:t>
+            </w:r>
+          </w:p>
+        </w:tc>
+      </w:tr>
+    </w:tbl>
+    <w:p>
+      <w:pPr>
+        <w:pStyle w:val="BodyText"/>
+      </w:pPr>
+      <w:r>
+        <w:t xml:space="preserve">A well-calibrated reference yields mean z ≈ 0 and SD ≈ 1.</w:t>
+      </w:r>
+    </w:p>
+    <w:bookmarkEnd w:id="13"/>
+    <w:bookmarkStart w:id="14" w:name="supplementary-note-method-and-validation"/>
     <w:p>
       <w:pPr>
         <w:pStyle w:val="Heading2"/>
@@ -5951,11 +6385,11 @@
         <w:t xml:space="preserve"> </w:t>
       </w:r>
       <w:r>
-        <w:t xml:space="preserve">for the L, M, and S curves in age, and log-height as a linear term in the median for volumes. A simpler quadratic-in-age, log-normal (L fixed) parameterization implemented in Python gave concordant estimates (PRISm 11.9% fixed / 5.3% LLN versus the GAMLSS 13.8% / 4.0%), confirming the burden re-estimation is not an artefact of the modelling choice. Held-out validation (main Table 3) gave z-score means within ±0.05 and standard deviations 0.98–1.01 for all six sex × parameter combinations.</w:t>
+        <w:t xml:space="preserve">for the L, M, and S curves in age, and log-height as a linear term in the median for volumes. A simpler quadratic-in-age, log-normal (L fixed) parameterization implemented in Python gave concordant estimates (PRISm 11.9% fixed / 5.3% LLN versus the GAMLSS 13.8% / 4.0%), confirming the burden re-estimation is not an artefact of the modelling choice. Held-out validation (Supplementary Table S4) gave z-score means within ±0.05 and standard deviations 0.98–1.01 for all six sex × parameter combinations.</w:t>
       </w:r>
     </w:p>
-    <w:bookmarkEnd w:id="13"/>
     <w:bookmarkEnd w:id="14"/>
+    <w:bookmarkEnd w:id="15"/>
     <w:sectPr>
       <w:footnotePr>
         <w:numRestart w:val="eachSect"/>
